--- a/_inbox/PDI/06-governanca-ia-seguranca/atividade-3/7-apresentacao/pdi-governanca-ia-seguranca-a3.docx
+++ b/_inbox/PDI/06-governanca-ia-seguranca/atividade-3/7-apresentacao/pdi-governanca-ia-seguranca-a3.docx
@@ -24,7 +24,7 @@
           <w:b/>
           <w:sz w:val="46"/>
         </w:rPr>
-        <w:t>Gestao de segredos e rotacao de credenciais</w:t>
+        <w:t>Gestão de segredos e rotação de credenciais</w:t>
       </w:r>
     </w:p>
     <w:p>
@@ -36,7 +36,7 @@
           <w:color w:val="6B7A8A"/>
           <w:sz w:val="24"/>
         </w:rPr>
-        <w:t>Documento Tecnico de PDI</w:t>
+        <w:t>Documento Técnico de PDI</w:t>
       </w:r>
     </w:p>
     <w:p>
@@ -72,7 +72,7 @@
           <w:color w:val="495560"/>
           <w:sz w:val="22"/>
         </w:rPr>
-        <w:t>Area: 02 Praticas de Engenharia e Clean Code</w:t>
+        <w:t>Área: Automação &amp; Infraestrutura</w:t>
         <w:br/>
       </w:r>
       <w:r>
@@ -102,12 +102,12 @@
     </w:p>
     <w:p>
       <w:r>
-        <w:t>Tokens de Meta Ads, Google, CRM, banco e webhooks circulam entre workers, CIs e maquinas do time sem inventario, sem dono e sem prazo de troca. Chave sem dono e chave eterna.</w:t>
+        <w:t>Tokens de Meta Ads, Google, CRM, banco e webhooks circulam entre workers, CIs e maquinas do time sem inventário, sem dono e sem prazo de troca. Chave sem dono e chave eterna.</w:t>
       </w:r>
     </w:p>
     <w:p>
       <w:r>
-        <w:t>Esta atividade fecha a causa: cofre central, entrega por referencia, rotacao com prazo e varredura que falha o build.</w:t>
+        <w:t>Esta atividade fecha a causa: cofre central, entrega por referência, rotação com prazo e varredura que falha o build.</w:t>
       </w:r>
     </w:p>
     <w:p>
@@ -118,12 +118,12 @@
         <w:rPr>
           <w:color w:val="8B1E1E"/>
         </w:rPr>
-        <w:t>2. Diagnostico</w:t>
+        <w:t>2. Diagnóstico</w:t>
       </w:r>
     </w:p>
     <w:p>
       <w:r>
-        <w:t>Segredo em chat, planilha ou commit da acesso a verba de midia e base de leads. A troca emergencial vira madrugada porque ninguem sabe onde cada chave esta usada.</w:t>
+        <w:t>Segredo em chat, planilha ou commit da acesso a verba de mídia e base de leads. A troca emergencial vira madrugada porque ninguém sabe onde cada chave está usada.</w:t>
       </w:r>
     </w:p>
     <w:tbl>
@@ -164,7 +164,7 @@
           </w:tcPr>
           <w:p>
             <w:r>
-              <w:t>Correcao</w:t>
+              <w:t>Correção</w:t>
             </w:r>
           </w:p>
         </w:tc>
@@ -186,7 +186,7 @@
           </w:tcPr>
           <w:p>
             <w:r>
-              <w:t>Exposicao permanente</w:t>
+              <w:t>Exposição permanente</w:t>
             </w:r>
           </w:p>
         </w:tc>
@@ -196,7 +196,7 @@
           </w:tcPr>
           <w:p>
             <w:r>
-              <w:t>Cofre + referencia</w:t>
+              <w:t>Cofre + referência</w:t>
             </w:r>
           </w:p>
         </w:tc>
@@ -208,7 +208,7 @@
           </w:tcPr>
           <w:p>
             <w:r>
-              <w:t>Chave estatica no CI</w:t>
+              <w:t>Chave estática no CI</w:t>
             </w:r>
           </w:p>
         </w:tc>
@@ -228,7 +228,7 @@
           </w:tcPr>
           <w:p>
             <w:r>
-              <w:t>OIDC ou rotacao curta</w:t>
+              <w:t>OIDC ou rotação curta</w:t>
             </w:r>
           </w:p>
         </w:tc>
@@ -240,7 +240,7 @@
           </w:tcPr>
           <w:p>
             <w:r>
-              <w:t>Sem rotacao</w:t>
+              <w:t>Sem rotação</w:t>
             </w:r>
           </w:p>
         </w:tc>
@@ -274,12 +274,12 @@
         <w:rPr>
           <w:color w:val="8B1E1E"/>
         </w:rPr>
-        <w:t>3. Solucao</w:t>
+        <w:t>3. Solução</w:t>
       </w:r>
     </w:p>
     <w:p>
       <w:r>
-        <w:t>Standard com principios, tabela de guarda e entrega, prazos e resposta em 5 passos. Codigo secrets_audit.py: 5 familias de padroes reais, checagem de .gitignore e exit code para o CI.</w:t>
+        <w:t>Standard com princípios, tabela de guarda e entrega, prazos e resposta em 5 passos. Código secrets_audit.py: 5 famílias de padrões reais, checagem de .gitignore e exit code para o CI.</w:t>
       </w:r>
     </w:p>
     <w:p>
@@ -303,7 +303,7 @@
         <w:pStyle w:val="ListBullet"/>
       </w:pPr>
       <w:r>
-        <w:t>Producao no cofre, CI por ambiente, local fora do git</w:t>
+        <w:t>Produção no cofre, CI por ambiente, local fora do git</w:t>
       </w:r>
     </w:p>
     <w:p>
@@ -327,7 +327,7 @@
     </w:p>
     <w:p>
       <w:r>
-        <w:t>1. Cofre central. 2. Entrega por referencia (env, OIDC, gh secret set). 3. Rotacao 30/90/180 dias. 4. secrets_audit.py no CI falha o build com achado. 5. Vazou, gira: revogar, girar, auditar, comunicar, post-mortem.</w:t>
+        <w:t>1. Cofre central. 2. Entrega por referência (env, OIDC, gh secret set). 3. Rotação 30/90/180 dias. 4. secrets_audit.py no CI falha o build com achado. 5. Vazou, gira: revogar, girar, auditar, comunicar, post-mortem.</w:t>
       </w:r>
     </w:p>
     <w:p>
@@ -368,7 +368,7 @@
           </w:tcPr>
           <w:p>
             <w:r>
-              <w:t>Conteudo</w:t>
+              <w:t>Conteúdo</w:t>
             </w:r>
           </w:p>
         </w:tc>
@@ -390,7 +390,7 @@
           </w:tcPr>
           <w:p>
             <w:r>
-              <w:t>Principios, prazos, resposta</w:t>
+              <w:t>Princípios, prazos, resposta</w:t>
             </w:r>
           </w:p>
         </w:tc>
@@ -412,7 +412,7 @@
           </w:tcPr>
           <w:p>
             <w:r>
-              <w:t>Varredura executavel</w:t>
+              <w:t>Varredura executável</w:t>
             </w:r>
           </w:p>
         </w:tc>
@@ -470,7 +470,7 @@
         <w:rPr>
           <w:color w:val="8B1E1E"/>
         </w:rPr>
-        <w:t>6. Metricas de sucesso</w:t>
+        <w:t>6. Métricas de sucesso</w:t>
       </w:r>
     </w:p>
     <w:tbl>
@@ -491,7 +491,7 @@
           </w:tcPr>
           <w:p>
             <w:r>
-              <w:t>Metrica</w:t>
+              <w:t>Métrica</w:t>
             </w:r>
           </w:p>
         </w:tc>
@@ -523,7 +523,7 @@
           </w:tcPr>
           <w:p>
             <w:r>
-              <w:t>Criticas com rotacao</w:t>
+              <w:t>Críticas com rotação</w:t>
             </w:r>
           </w:p>
         </w:tc>
@@ -575,7 +575,7 @@
           </w:tcPr>
           <w:p>
             <w:r>
-              <w:t>0 apos remediacao (meta)</w:t>
+              <w:t>0 após remediação (meta)</w:t>
             </w:r>
           </w:p>
         </w:tc>
@@ -607,7 +607,7 @@
           </w:tcPr>
           <w:p>
             <w:r>
-              <w:t>ate 4 h (meta)</w:t>
+              <w:t>até 4 h (meta)</w:t>
             </w:r>
           </w:p>
         </w:tc>
@@ -626,7 +626,7 @@
     </w:p>
     <w:p>
       <w:r>
-        <w:t>Desenvolvido em Setembro 2026, homologacao pendente: migrar Ads e CRM para o cofre e ligar a varredura no CI.</w:t>
+        <w:t>Desenvolvido em Setembro 2026, homologação pendente: migrar Ads e CRM para o cofre e ligar a varredura no CI.</w:t>
       </w:r>
     </w:p>
     <w:p>
@@ -637,7 +637,7 @@
         <w:rPr>
           <w:color w:val="8B1E1E"/>
         </w:rPr>
-        <w:t>Decisoes e tradeoffs</w:t>
+        <w:t>Decisões e tradeoffs</w:t>
       </w:r>
     </w:p>
     <w:p>
@@ -653,7 +653,7 @@
         <w:pStyle w:val="ListBullet"/>
       </w:pPr>
       <w:r>
-        <w:t>Dependencias de I/O como Protocol (LeadRepository, Notifier, Logger) com injecao no bootstrap: o servico passa a depender de abstracoes e o teste usa FakeRepo sem subir infra.</w:t>
+        <w:t>Dependências de I/O como Protocol (LeadRepository, Notifier, Logger) com injeção no bootstrap: o serviço passa a depender de abstrações e o teste usa FakeRepo sem subir infra.</w:t>
       </w:r>
     </w:p>
     <w:p>
@@ -661,7 +661,7 @@
         <w:pStyle w:val="ListBullet"/>
       </w:pPr>
       <w:r>
-        <w:t>Rollout em shadow por 1 sprint com reconciliacao diaria e corte em divergencia menor que 0,1 por cento, em vez de cutover direto: compara o modulo novo com o legado de 600 linhas sem expor listas de 5k a 80k leads a estado parcial.</w:t>
+        <w:t>Rollout em shadow por 1 sprint com reconciliação diária e corte em divergência menor que 0,1 por cento, em vez de cutover direto: compara o módulo novo com o legado de 600 linhas sem expor listas de 5k a 80k leads a estado parcial.</w:t>
       </w:r>
     </w:p>
     <w:p>
@@ -669,7 +669,7 @@
         <w:pStyle w:val="ListBullet"/>
       </w:pPr>
       <w:r>
-        <w:t>Meta de cobertura de 85 por cento nos testes de porta com mocks, em vez de teste manual: o legado tinha 0 por cento de cobertura e 4 dependencias de I/O acopladas, entao o gate quantitativo impede regressao silenciosa.</w:t>
+        <w:t>Meta de cobertura de 85 por cento nos testes de porta com mocks, em vez de teste manual: o legado tinha 0 por cento de cobertura e 4 dependências de I/O acopladas, então o gate quantitativo impede regressão silenciosa.</w:t>
       </w:r>
     </w:p>
     <w:p>
@@ -677,7 +677,7 @@
         <w:pStyle w:val="ListBullet"/>
       </w:pPr>
       <w:r>
-        <w:t>Classes menores que 45 linhas com 1 responsabilidade por classe, aceitando mais arquivos: elimina SQL concatenado, falta de transacao e falha silenciosa de CRM que ja causou duplo contato.</w:t>
+        <w:t>Classes menores que 45 linhas com 1 responsabilidade por classe, aceitando mais arquivos: elimina SQL concatenado, falta de transação e falha silenciosa de CRM que já causou duplo contato.</w:t>
       </w:r>
     </w:p>
     <w:p>
@@ -688,12 +688,12 @@
         <w:rPr>
           <w:color w:val="8B1E1E"/>
         </w:rPr>
-        <w:t>Impacto no negocio</w:t>
+        <w:t>Impacto no negócio</w:t>
       </w:r>
     </w:p>
     <w:p>
       <w:r>
-        <w:t>O modulo dispara 3 a 5 campanhas por dia para listas de 5k a 80k leads, entao cada falha silenciosa vira duplo contato e reclamacao real. Sair de 600 linhas com 0 por cento de cobertura para classes menores que 45 linhas com alvo de 85 por cento reduz o tempo de alteracao de deploy manual com teste manual para validacao automatica, baixa o risco de SQL injection e estado parcial sem transacao, e evita o custo de hotfix em base grande com rollback simples por feature flag.</w:t>
+        <w:t>O módulo dispara 3 a 5 campanhas por dia para listas de 5k a 80k leads, então cada falha silenciosa vira duplo contato e reclamação real. Sair de 600 linhas com 0 por cento de cobertura para classes menores que 45 linhas com alvo de 85 por cento reduz o tempo de alteração de deploy manual com teste manual para validação automática, baixa o risco de SQL injection e estado parcial sem transação, e evita o custo de hotfix em base grande com rollback simples por feature flag.</w:t>
       </w:r>
     </w:p>
     <w:p>
@@ -704,7 +704,7 @@
         <w:rPr>
           <w:color w:val="8B1E1E"/>
         </w:rPr>
-        <w:t>Referencias de estudo</w:t>
+        <w:t>Referências de estudo</w:t>
       </w:r>
     </w:p>
     <w:p>
@@ -720,7 +720,7 @@
         <w:pStyle w:val="ListBullet"/>
       </w:pPr>
       <w:r>
-        <w:t>Video: SOLID em codigo Python na pratica, no YouTube.</w:t>
+        <w:t>Vídeo: SOLID em código Python na prática, no YouTube.</w:t>
       </w:r>
     </w:p>
     <w:p>
@@ -728,7 +728,7 @@
         <w:pStyle w:val="ListBullet"/>
       </w:pPr>
       <w:r>
-        <w:t>Doc oficial: Documentacao do Python sobre Protocol e tipagem estrutural, em docs.python.org.</w:t>
+        <w:t>Doc oficial: Documentação do Python sobre Protocol e tipagem estrutural, em docs.python.org.</w:t>
       </w:r>
     </w:p>
     <w:p>
@@ -736,7 +736,7 @@
         <w:pStyle w:val="ListBullet"/>
       </w:pPr>
       <w:r>
-        <w:t>Doc oficial: Documentacao do pytest sobre fixtures e mocks, em docs.pytest.org.</w:t>
+        <w:t>Doc oficial: Documentação do pytest sobre fixtures e mocks, em docs.pytest.org.</w:t>
       </w:r>
     </w:p>
     <w:sectPr>
